--- a/Received/1/1, science.docx
+++ b/Received/1/1, science.docx
@@ -67,6 +67,15 @@
                               </w:rPr>
                               <w:t>D-</w:t>
                             </w:r>
+                            <w:r>
+                              <w:rPr>
+                                <w:rFonts w:ascii="Times New Roman" w:eastAsia="Times New Roman" w:hAnsi="Times New Roman" w:cs="Times New Roman"/>
+                                <w:b/>
+                                <w:color w:val="000000"/>
+                                <w:sz w:val="32"/>
+                              </w:rPr>
+                              <w:t>10</w:t>
+                            </w:r>
                           </w:p>
                         </w:txbxContent>
                       </wps:txbx>
@@ -103,6 +112,15 @@
                           <w:sz w:val="32"/>
                         </w:rPr>
                         <w:t>D-</w:t>
+                      </w:r>
+                      <w:r>
+                        <w:rPr>
+                          <w:rFonts w:ascii="Times New Roman" w:eastAsia="Times New Roman" w:hAnsi="Times New Roman" w:cs="Times New Roman"/>
+                          <w:b/>
+                          <w:color w:val="000000"/>
+                          <w:sz w:val="32"/>
+                        </w:rPr>
+                        <w:t>10</w:t>
                       </w:r>
                     </w:p>
                   </w:txbxContent>
@@ -876,7 +894,25 @@
           <w:sz w:val="28"/>
           <w:szCs w:val="28"/>
         </w:rPr>
-        <w:t>Goats eat  _________________.</w:t>
+        <w:t xml:space="preserve">Goats </w:t>
+      </w:r>
+      <w:proofErr w:type="gramStart"/>
+      <w:r>
+        <w:rPr>
+          <w:rFonts w:ascii="Times New Roman" w:hAnsi="Times New Roman" w:cs="Times New Roman"/>
+          <w:sz w:val="28"/>
+          <w:szCs w:val="28"/>
+        </w:rPr>
+        <w:t>eat  _</w:t>
+      </w:r>
+      <w:proofErr w:type="gramEnd"/>
+      <w:r>
+        <w:rPr>
+          <w:rFonts w:ascii="Times New Roman" w:hAnsi="Times New Roman" w:cs="Times New Roman"/>
+          <w:sz w:val="28"/>
+          <w:szCs w:val="28"/>
+        </w:rPr>
+        <w:t>________________.</w:t>
       </w:r>
     </w:p>
     <w:p>
@@ -1854,23 +1890,7 @@
           <w:sz w:val="28"/>
           <w:szCs w:val="28"/>
         </w:rPr>
-        <w:t xml:space="preserve">Birds are </w:t>
-      </w:r>
-      <w:r>
-        <w:rPr>
-          <w:rFonts w:ascii="Times New Roman" w:hAnsi="Times New Roman" w:cs="Times New Roman"/>
-          <w:sz w:val="28"/>
-          <w:szCs w:val="28"/>
-        </w:rPr>
-        <w:t>cannot</w:t>
-      </w:r>
-      <w:r>
-        <w:rPr>
-          <w:rFonts w:ascii="Times New Roman" w:hAnsi="Times New Roman" w:cs="Times New Roman"/>
-          <w:sz w:val="28"/>
-          <w:szCs w:val="28"/>
-        </w:rPr>
-        <w:t xml:space="preserve"> fly higher. </w:t>
+        <w:t xml:space="preserve">Birds are cannot fly higher. </w:t>
       </w:r>
     </w:p>
     <w:p>
@@ -2525,13 +2545,23 @@
           <w:szCs w:val="28"/>
         </w:rPr>
       </w:pPr>
-      <w:r>
-        <w:rPr>
-          <w:rFonts w:ascii="Times New Roman" w:hAnsi="Times New Roman" w:cs="Times New Roman"/>
-          <w:sz w:val="28"/>
-          <w:szCs w:val="28"/>
-        </w:rPr>
-        <w:t>Ans:-________________________________________</w:t>
+      <w:proofErr w:type="gramStart"/>
+      <w:r>
+        <w:rPr>
+          <w:rFonts w:ascii="Times New Roman" w:hAnsi="Times New Roman" w:cs="Times New Roman"/>
+          <w:sz w:val="28"/>
+          <w:szCs w:val="28"/>
+        </w:rPr>
+        <w:t>Ans:-</w:t>
+      </w:r>
+      <w:proofErr w:type="gramEnd"/>
+      <w:r>
+        <w:rPr>
+          <w:rFonts w:ascii="Times New Roman" w:hAnsi="Times New Roman" w:cs="Times New Roman"/>
+          <w:sz w:val="28"/>
+          <w:szCs w:val="28"/>
+        </w:rPr>
+        <w:t>________________________________________</w:t>
       </w:r>
       <w:r>
         <w:rPr>
@@ -2580,13 +2610,23 @@
           <w:szCs w:val="28"/>
         </w:rPr>
       </w:pPr>
-      <w:r>
-        <w:rPr>
-          <w:rFonts w:ascii="Times New Roman" w:hAnsi="Times New Roman" w:cs="Times New Roman"/>
-          <w:sz w:val="28"/>
-          <w:szCs w:val="28"/>
-        </w:rPr>
-        <w:t>Ans:-________________________________</w:t>
+      <w:proofErr w:type="gramStart"/>
+      <w:r>
+        <w:rPr>
+          <w:rFonts w:ascii="Times New Roman" w:hAnsi="Times New Roman" w:cs="Times New Roman"/>
+          <w:sz w:val="28"/>
+          <w:szCs w:val="28"/>
+        </w:rPr>
+        <w:t>Ans:-</w:t>
+      </w:r>
+      <w:proofErr w:type="gramEnd"/>
+      <w:r>
+        <w:rPr>
+          <w:rFonts w:ascii="Times New Roman" w:hAnsi="Times New Roman" w:cs="Times New Roman"/>
+          <w:sz w:val="28"/>
+          <w:szCs w:val="28"/>
+        </w:rPr>
+        <w:t>________________________________</w:t>
       </w:r>
       <w:r>
         <w:rPr>
@@ -2659,13 +2699,23 @@
           <w:szCs w:val="28"/>
         </w:rPr>
       </w:pPr>
-      <w:r>
-        <w:rPr>
-          <w:rFonts w:ascii="Times New Roman" w:hAnsi="Times New Roman" w:cs="Times New Roman"/>
-          <w:sz w:val="28"/>
-          <w:szCs w:val="28"/>
-        </w:rPr>
-        <w:t>Ans:-____________________________________________</w:t>
+      <w:proofErr w:type="gramStart"/>
+      <w:r>
+        <w:rPr>
+          <w:rFonts w:ascii="Times New Roman" w:hAnsi="Times New Roman" w:cs="Times New Roman"/>
+          <w:sz w:val="28"/>
+          <w:szCs w:val="28"/>
+        </w:rPr>
+        <w:t>Ans:-</w:t>
+      </w:r>
+      <w:proofErr w:type="gramEnd"/>
+      <w:r>
+        <w:rPr>
+          <w:rFonts w:ascii="Times New Roman" w:hAnsi="Times New Roman" w:cs="Times New Roman"/>
+          <w:sz w:val="28"/>
+          <w:szCs w:val="28"/>
+        </w:rPr>
+        <w:t>____________________________________________</w:t>
       </w:r>
       <w:r>
         <w:rPr>
@@ -2714,13 +2764,23 @@
           <w:szCs w:val="28"/>
         </w:rPr>
       </w:pPr>
-      <w:r>
-        <w:rPr>
-          <w:rFonts w:ascii="Times New Roman" w:hAnsi="Times New Roman" w:cs="Times New Roman"/>
-          <w:sz w:val="28"/>
-          <w:szCs w:val="28"/>
-        </w:rPr>
-        <w:t>Ans:-__________________________________________</w:t>
+      <w:proofErr w:type="gramStart"/>
+      <w:r>
+        <w:rPr>
+          <w:rFonts w:ascii="Times New Roman" w:hAnsi="Times New Roman" w:cs="Times New Roman"/>
+          <w:sz w:val="28"/>
+          <w:szCs w:val="28"/>
+        </w:rPr>
+        <w:t>Ans:-</w:t>
+      </w:r>
+      <w:proofErr w:type="gramEnd"/>
+      <w:r>
+        <w:rPr>
+          <w:rFonts w:ascii="Times New Roman" w:hAnsi="Times New Roman" w:cs="Times New Roman"/>
+          <w:sz w:val="28"/>
+          <w:szCs w:val="28"/>
+        </w:rPr>
+        <w:t>__________________________________________</w:t>
       </w:r>
       <w:r>
         <w:rPr>

--- a/Received/1/1, science.docx
+++ b/Received/1/1, science.docx
@@ -266,29 +266,7 @@
           <w:sz w:val="24"/>
           <w:szCs w:val="24"/>
         </w:rPr>
-        <w:t xml:space="preserve">Ratnanagar-7, </w:t>
-      </w:r>
-      <w:proofErr w:type="spellStart"/>
-      <w:r>
-        <w:rPr>
-          <w:rFonts w:ascii="Times New Roman" w:eastAsia="Times New Roman" w:hAnsi="Times New Roman" w:cs="Times New Roman"/>
-          <w:b/>
-          <w:bCs/>
-          <w:sz w:val="24"/>
-          <w:szCs w:val="24"/>
-        </w:rPr>
-        <w:t>Sauraha</w:t>
-      </w:r>
-      <w:proofErr w:type="spellEnd"/>
-      <w:r>
-        <w:rPr>
-          <w:rFonts w:ascii="Times New Roman" w:eastAsia="Times New Roman" w:hAnsi="Times New Roman" w:cs="Times New Roman"/>
-          <w:b/>
-          <w:bCs/>
-          <w:sz w:val="24"/>
-          <w:szCs w:val="24"/>
-        </w:rPr>
-        <w:t>, Chitwan</w:t>
+        <w:t>Ratnanagar-7, Sauraha, Chitwan</w:t>
       </w:r>
     </w:p>
     <w:p>
@@ -841,23 +819,13 @@
           <w:szCs w:val="28"/>
         </w:rPr>
       </w:pPr>
-      <w:proofErr w:type="spellStart"/>
-      <w:r>
-        <w:rPr>
-          <w:rFonts w:ascii="Times New Roman" w:hAnsi="Times New Roman" w:cs="Times New Roman"/>
-          <w:sz w:val="28"/>
-          <w:szCs w:val="28"/>
-        </w:rPr>
-        <w:t>i</w:t>
-      </w:r>
-      <w:proofErr w:type="spellEnd"/>
-      <w:r>
-        <w:rPr>
-          <w:rFonts w:ascii="Times New Roman" w:hAnsi="Times New Roman" w:cs="Times New Roman"/>
-          <w:sz w:val="28"/>
-          <w:szCs w:val="28"/>
-        </w:rPr>
-        <w:t xml:space="preserve">) morning                      ii) day                             </w:t>
+      <w:r>
+        <w:rPr>
+          <w:rFonts w:ascii="Times New Roman" w:hAnsi="Times New Roman" w:cs="Times New Roman"/>
+          <w:sz w:val="28"/>
+          <w:szCs w:val="28"/>
+        </w:rPr>
+        <w:t xml:space="preserve">i) morning                      ii) day                             </w:t>
       </w:r>
       <w:r>
         <w:rPr>
@@ -894,25 +862,7 @@
           <w:sz w:val="28"/>
           <w:szCs w:val="28"/>
         </w:rPr>
-        <w:t xml:space="preserve">Goats </w:t>
-      </w:r>
-      <w:proofErr w:type="gramStart"/>
-      <w:r>
-        <w:rPr>
-          <w:rFonts w:ascii="Times New Roman" w:hAnsi="Times New Roman" w:cs="Times New Roman"/>
-          <w:sz w:val="28"/>
-          <w:szCs w:val="28"/>
-        </w:rPr>
-        <w:t>eat  _</w:t>
-      </w:r>
-      <w:proofErr w:type="gramEnd"/>
-      <w:r>
-        <w:rPr>
-          <w:rFonts w:ascii="Times New Roman" w:hAnsi="Times New Roman" w:cs="Times New Roman"/>
-          <w:sz w:val="28"/>
-          <w:szCs w:val="28"/>
-        </w:rPr>
-        <w:t>________________.</w:t>
+        <w:t>Goats eat  _________________.</w:t>
       </w:r>
     </w:p>
     <w:p>
@@ -924,23 +874,13 @@
           <w:szCs w:val="28"/>
         </w:rPr>
       </w:pPr>
-      <w:proofErr w:type="spellStart"/>
-      <w:r>
-        <w:rPr>
-          <w:rFonts w:ascii="Times New Roman" w:hAnsi="Times New Roman" w:cs="Times New Roman"/>
-          <w:sz w:val="28"/>
-          <w:szCs w:val="28"/>
-        </w:rPr>
-        <w:t>i</w:t>
-      </w:r>
-      <w:proofErr w:type="spellEnd"/>
-      <w:r>
-        <w:rPr>
-          <w:rFonts w:ascii="Times New Roman" w:hAnsi="Times New Roman" w:cs="Times New Roman"/>
-          <w:sz w:val="28"/>
-          <w:szCs w:val="28"/>
-        </w:rPr>
-        <w:t xml:space="preserve">) grass                           ii) meat                           </w:t>
+      <w:r>
+        <w:rPr>
+          <w:rFonts w:ascii="Times New Roman" w:hAnsi="Times New Roman" w:cs="Times New Roman"/>
+          <w:sz w:val="28"/>
+          <w:szCs w:val="28"/>
+        </w:rPr>
+        <w:t xml:space="preserve">i) grass                           ii) meat                           </w:t>
       </w:r>
       <w:r>
         <w:rPr>
@@ -989,23 +929,13 @@
           <w:szCs w:val="28"/>
         </w:rPr>
       </w:pPr>
-      <w:proofErr w:type="spellStart"/>
-      <w:r>
-        <w:rPr>
-          <w:rFonts w:ascii="Times New Roman" w:hAnsi="Times New Roman" w:cs="Times New Roman"/>
-          <w:sz w:val="28"/>
-          <w:szCs w:val="28"/>
-        </w:rPr>
-        <w:t>i</w:t>
-      </w:r>
-      <w:proofErr w:type="spellEnd"/>
-      <w:r>
-        <w:rPr>
-          <w:rFonts w:ascii="Times New Roman" w:hAnsi="Times New Roman" w:cs="Times New Roman"/>
-          <w:sz w:val="28"/>
-          <w:szCs w:val="28"/>
-        </w:rPr>
-        <w:t xml:space="preserve">) animals                        ii) plants                       </w:t>
+      <w:r>
+        <w:rPr>
+          <w:rFonts w:ascii="Times New Roman" w:hAnsi="Times New Roman" w:cs="Times New Roman"/>
+          <w:sz w:val="28"/>
+          <w:szCs w:val="28"/>
+        </w:rPr>
+        <w:t xml:space="preserve">i) animals                        ii) plants                       </w:t>
       </w:r>
       <w:r>
         <w:rPr>
@@ -1054,23 +984,13 @@
           <w:szCs w:val="28"/>
         </w:rPr>
       </w:pPr>
-      <w:proofErr w:type="spellStart"/>
-      <w:r>
-        <w:rPr>
-          <w:rFonts w:ascii="Times New Roman" w:hAnsi="Times New Roman" w:cs="Times New Roman"/>
-          <w:sz w:val="28"/>
-          <w:szCs w:val="28"/>
-        </w:rPr>
-        <w:t>i</w:t>
-      </w:r>
-      <w:proofErr w:type="spellEnd"/>
-      <w:r>
-        <w:rPr>
-          <w:rFonts w:ascii="Times New Roman" w:hAnsi="Times New Roman" w:cs="Times New Roman"/>
-          <w:sz w:val="28"/>
-          <w:szCs w:val="28"/>
-        </w:rPr>
-        <w:t xml:space="preserve">) shampoo                      ii) water                       </w:t>
+      <w:r>
+        <w:rPr>
+          <w:rFonts w:ascii="Times New Roman" w:hAnsi="Times New Roman" w:cs="Times New Roman"/>
+          <w:sz w:val="28"/>
+          <w:szCs w:val="28"/>
+        </w:rPr>
+        <w:t xml:space="preserve">i) shampoo                      ii) water                       </w:t>
       </w:r>
       <w:r>
         <w:rPr>
@@ -1443,7 +1363,47 @@
           <w:sz w:val="28"/>
           <w:szCs w:val="28"/>
         </w:rPr>
-        <w:t>Q no.3] Read the given information and identify who I am?</w:t>
+        <w:t>Q no.3] Read the given information and identify who</w:t>
+      </w:r>
+      <w:r>
+        <w:rPr>
+          <w:rFonts w:ascii="Times New Roman" w:hAnsi="Times New Roman" w:cs="Times New Roman"/>
+          <w:b/>
+          <w:bCs/>
+          <w:sz w:val="28"/>
+          <w:szCs w:val="28"/>
+        </w:rPr>
+        <w:t xml:space="preserve"> </w:t>
+      </w:r>
+      <w:r>
+        <w:rPr>
+          <w:rFonts w:ascii="Times New Roman" w:hAnsi="Times New Roman" w:cs="Times New Roman"/>
+          <w:b/>
+          <w:bCs/>
+          <w:sz w:val="28"/>
+          <w:szCs w:val="28"/>
+        </w:rPr>
+        <w:t>am</w:t>
+      </w:r>
+      <w:r>
+        <w:rPr>
+          <w:rFonts w:ascii="Times New Roman" w:hAnsi="Times New Roman" w:cs="Times New Roman"/>
+          <w:b/>
+          <w:bCs/>
+          <w:sz w:val="28"/>
+          <w:szCs w:val="28"/>
+        </w:rPr>
+        <w:t xml:space="preserve"> I</w:t>
+      </w:r>
+      <w:r>
+        <w:rPr>
+          <w:rFonts w:ascii="Times New Roman" w:hAnsi="Times New Roman" w:cs="Times New Roman"/>
+          <w:b/>
+          <w:bCs/>
+          <w:sz w:val="28"/>
+          <w:szCs w:val="28"/>
+        </w:rPr>
+        <w:t>?</w:t>
       </w:r>
       <w:r>
         <w:rPr>
@@ -1890,7 +1850,23 @@
           <w:sz w:val="28"/>
           <w:szCs w:val="28"/>
         </w:rPr>
-        <w:t xml:space="preserve">Birds are cannot fly higher. </w:t>
+        <w:t>Birds</w:t>
+      </w:r>
+      <w:r>
+        <w:rPr>
+          <w:rFonts w:ascii="Times New Roman" w:hAnsi="Times New Roman" w:cs="Times New Roman"/>
+          <w:sz w:val="28"/>
+          <w:szCs w:val="28"/>
+        </w:rPr>
+        <w:t xml:space="preserve"> </w:t>
+      </w:r>
+      <w:r>
+        <w:rPr>
+          <w:rFonts w:ascii="Times New Roman" w:hAnsi="Times New Roman" w:cs="Times New Roman"/>
+          <w:sz w:val="28"/>
+          <w:szCs w:val="28"/>
+        </w:rPr>
+        <w:t xml:space="preserve">cannot fly higher. </w:t>
       </w:r>
     </w:p>
     <w:p>
@@ -2545,23 +2521,13 @@
           <w:szCs w:val="28"/>
         </w:rPr>
       </w:pPr>
-      <w:proofErr w:type="gramStart"/>
-      <w:r>
-        <w:rPr>
-          <w:rFonts w:ascii="Times New Roman" w:hAnsi="Times New Roman" w:cs="Times New Roman"/>
-          <w:sz w:val="28"/>
-          <w:szCs w:val="28"/>
-        </w:rPr>
-        <w:t>Ans:-</w:t>
-      </w:r>
-      <w:proofErr w:type="gramEnd"/>
-      <w:r>
-        <w:rPr>
-          <w:rFonts w:ascii="Times New Roman" w:hAnsi="Times New Roman" w:cs="Times New Roman"/>
-          <w:sz w:val="28"/>
-          <w:szCs w:val="28"/>
-        </w:rPr>
-        <w:t>________________________________________</w:t>
+      <w:r>
+        <w:rPr>
+          <w:rFonts w:ascii="Times New Roman" w:hAnsi="Times New Roman" w:cs="Times New Roman"/>
+          <w:sz w:val="28"/>
+          <w:szCs w:val="28"/>
+        </w:rPr>
+        <w:t>Ans:-________________________________________</w:t>
       </w:r>
       <w:r>
         <w:rPr>
@@ -2610,23 +2576,13 @@
           <w:szCs w:val="28"/>
         </w:rPr>
       </w:pPr>
-      <w:proofErr w:type="gramStart"/>
-      <w:r>
-        <w:rPr>
-          <w:rFonts w:ascii="Times New Roman" w:hAnsi="Times New Roman" w:cs="Times New Roman"/>
-          <w:sz w:val="28"/>
-          <w:szCs w:val="28"/>
-        </w:rPr>
-        <w:t>Ans:-</w:t>
-      </w:r>
-      <w:proofErr w:type="gramEnd"/>
-      <w:r>
-        <w:rPr>
-          <w:rFonts w:ascii="Times New Roman" w:hAnsi="Times New Roman" w:cs="Times New Roman"/>
-          <w:sz w:val="28"/>
-          <w:szCs w:val="28"/>
-        </w:rPr>
-        <w:t>________________________________</w:t>
+      <w:r>
+        <w:rPr>
+          <w:rFonts w:ascii="Times New Roman" w:hAnsi="Times New Roman" w:cs="Times New Roman"/>
+          <w:sz w:val="28"/>
+          <w:szCs w:val="28"/>
+        </w:rPr>
+        <w:t>Ans:-________________________________</w:t>
       </w:r>
       <w:r>
         <w:rPr>
@@ -2699,23 +2655,13 @@
           <w:szCs w:val="28"/>
         </w:rPr>
       </w:pPr>
-      <w:proofErr w:type="gramStart"/>
-      <w:r>
-        <w:rPr>
-          <w:rFonts w:ascii="Times New Roman" w:hAnsi="Times New Roman" w:cs="Times New Roman"/>
-          <w:sz w:val="28"/>
-          <w:szCs w:val="28"/>
-        </w:rPr>
-        <w:t>Ans:-</w:t>
-      </w:r>
-      <w:proofErr w:type="gramEnd"/>
-      <w:r>
-        <w:rPr>
-          <w:rFonts w:ascii="Times New Roman" w:hAnsi="Times New Roman" w:cs="Times New Roman"/>
-          <w:sz w:val="28"/>
-          <w:szCs w:val="28"/>
-        </w:rPr>
-        <w:t>____________________________________________</w:t>
+      <w:r>
+        <w:rPr>
+          <w:rFonts w:ascii="Times New Roman" w:hAnsi="Times New Roman" w:cs="Times New Roman"/>
+          <w:sz w:val="28"/>
+          <w:szCs w:val="28"/>
+        </w:rPr>
+        <w:t>Ans:-____________________________________________</w:t>
       </w:r>
       <w:r>
         <w:rPr>
@@ -2764,23 +2710,13 @@
           <w:szCs w:val="28"/>
         </w:rPr>
       </w:pPr>
-      <w:proofErr w:type="gramStart"/>
-      <w:r>
-        <w:rPr>
-          <w:rFonts w:ascii="Times New Roman" w:hAnsi="Times New Roman" w:cs="Times New Roman"/>
-          <w:sz w:val="28"/>
-          <w:szCs w:val="28"/>
-        </w:rPr>
-        <w:t>Ans:-</w:t>
-      </w:r>
-      <w:proofErr w:type="gramEnd"/>
-      <w:r>
-        <w:rPr>
-          <w:rFonts w:ascii="Times New Roman" w:hAnsi="Times New Roman" w:cs="Times New Roman"/>
-          <w:sz w:val="28"/>
-          <w:szCs w:val="28"/>
-        </w:rPr>
-        <w:t>__________________________________________</w:t>
+      <w:r>
+        <w:rPr>
+          <w:rFonts w:ascii="Times New Roman" w:hAnsi="Times New Roman" w:cs="Times New Roman"/>
+          <w:sz w:val="28"/>
+          <w:szCs w:val="28"/>
+        </w:rPr>
+        <w:t>Ans:-__________________________________________</w:t>
       </w:r>
       <w:r>
         <w:rPr>
@@ -2935,25 +2871,7 @@
           <w:sz w:val="28"/>
           <w:szCs w:val="28"/>
         </w:rPr>
-        <w:t>Fl_____</w:t>
-      </w:r>
-      <w:proofErr w:type="spellStart"/>
-      <w:r>
-        <w:rPr>
-          <w:rFonts w:ascii="Times New Roman" w:hAnsi="Times New Roman" w:cs="Times New Roman"/>
-          <w:sz w:val="28"/>
-          <w:szCs w:val="28"/>
-        </w:rPr>
-        <w:t>wer</w:t>
-      </w:r>
-      <w:proofErr w:type="spellEnd"/>
-      <w:r>
-        <w:rPr>
-          <w:rFonts w:ascii="Times New Roman" w:hAnsi="Times New Roman" w:cs="Times New Roman"/>
-          <w:sz w:val="28"/>
-          <w:szCs w:val="28"/>
-        </w:rPr>
-        <w:t xml:space="preserve">               </w:t>
+        <w:t xml:space="preserve">Fl_____wer               </w:t>
       </w:r>
       <w:r>
         <w:rPr>
@@ -2985,52 +2903,24 @@
           <w:sz w:val="28"/>
           <w:szCs w:val="28"/>
         </w:rPr>
-        <w:t>______</w:t>
-      </w:r>
-      <w:proofErr w:type="spellStart"/>
-      <w:r>
-        <w:rPr>
-          <w:rFonts w:ascii="Times New Roman" w:hAnsi="Times New Roman" w:cs="Times New Roman"/>
-          <w:sz w:val="28"/>
-          <w:szCs w:val="28"/>
-        </w:rPr>
-        <w:t>ood</w:t>
-      </w:r>
-      <w:proofErr w:type="spellEnd"/>
-      <w:r>
-        <w:rPr>
-          <w:rFonts w:ascii="Times New Roman" w:hAnsi="Times New Roman" w:cs="Times New Roman"/>
-          <w:sz w:val="28"/>
-          <w:szCs w:val="28"/>
-        </w:rPr>
-        <w:t xml:space="preserve">                </w:t>
-      </w:r>
-      <w:r>
-        <w:rPr>
-          <w:rFonts w:ascii="Times New Roman" w:hAnsi="Times New Roman" w:cs="Times New Roman"/>
-          <w:sz w:val="28"/>
-          <w:szCs w:val="28"/>
-        </w:rPr>
-        <w:tab/>
-      </w:r>
-      <w:r>
-        <w:rPr>
-          <w:rFonts w:ascii="Times New Roman" w:hAnsi="Times New Roman" w:cs="Times New Roman"/>
-          <w:sz w:val="28"/>
-          <w:szCs w:val="28"/>
-        </w:rPr>
-        <w:t>R_____</w:t>
-      </w:r>
-      <w:proofErr w:type="spellStart"/>
-      <w:r>
-        <w:rPr>
-          <w:rFonts w:ascii="Times New Roman" w:hAnsi="Times New Roman" w:cs="Times New Roman"/>
-          <w:sz w:val="28"/>
-          <w:szCs w:val="28"/>
-        </w:rPr>
-        <w:t>ce</w:t>
-      </w:r>
-      <w:proofErr w:type="spellEnd"/>
+        <w:t xml:space="preserve">______ood                </w:t>
+      </w:r>
+      <w:r>
+        <w:rPr>
+          <w:rFonts w:ascii="Times New Roman" w:hAnsi="Times New Roman" w:cs="Times New Roman"/>
+          <w:sz w:val="28"/>
+          <w:szCs w:val="28"/>
+        </w:rPr>
+        <w:tab/>
+      </w:r>
+      <w:r>
+        <w:rPr>
+          <w:rFonts w:ascii="Times New Roman" w:hAnsi="Times New Roman" w:cs="Times New Roman"/>
+          <w:sz w:val="28"/>
+          <w:szCs w:val="28"/>
+        </w:rPr>
+        <w:t>R_____ce</w:t>
+      </w:r>
     </w:p>
     <w:p>
       <w:pPr>
@@ -3050,27 +2940,27 @@
           <w:sz w:val="28"/>
           <w:szCs w:val="28"/>
         </w:rPr>
-        <w:t>Q no.6] Write the name of parts of plant.</w:t>
-      </w:r>
-      <w:r>
-        <w:rPr>
-          <w:rFonts w:ascii="Times New Roman" w:hAnsi="Times New Roman" w:cs="Times New Roman"/>
-          <w:b/>
-          <w:bCs/>
-          <w:sz w:val="28"/>
-          <w:szCs w:val="28"/>
-        </w:rPr>
-        <w:tab/>
-      </w:r>
-      <w:r>
-        <w:rPr>
-          <w:rFonts w:ascii="Times New Roman" w:hAnsi="Times New Roman" w:cs="Times New Roman"/>
-          <w:b/>
-          <w:bCs/>
-          <w:sz w:val="28"/>
-          <w:szCs w:val="28"/>
-        </w:rPr>
-        <w:tab/>
+        <w:t>Q no.6] Write the name of</w:t>
+      </w:r>
+      <w:r>
+        <w:rPr>
+          <w:rFonts w:ascii="Times New Roman" w:hAnsi="Times New Roman" w:cs="Times New Roman"/>
+          <w:b/>
+          <w:bCs/>
+          <w:sz w:val="28"/>
+          <w:szCs w:val="28"/>
+        </w:rPr>
+        <w:t xml:space="preserve"> different</w:t>
+      </w:r>
+      <w:r>
+        <w:rPr>
+          <w:rFonts w:ascii="Times New Roman" w:hAnsi="Times New Roman" w:cs="Times New Roman"/>
+          <w:b/>
+          <w:bCs/>
+          <w:sz w:val="28"/>
+          <w:szCs w:val="28"/>
+        </w:rPr>
+        <w:t xml:space="preserve"> parts of plant.</w:t>
       </w:r>
       <w:r>
         <w:rPr>
